--- a/01-politicas/POL-SGSI-11 - Política de gestión de incidentes y reporte ANCI.docx
+++ b/01-politicas/POL-SGSI-11 - Política de gestión de incidentes y reporte ANCI.docx
@@ -1285,7 +1285,7 @@
                 <w:b/>
                 <w:sz w:val="20"/>
               </w:rPr>
-              <w:t>Reporte inicial</w:t>
+              <w:t>Actualización (2.º reporte)</w:t>
             </w:r>
           </w:p>
         </w:tc>
@@ -1298,7 +1298,7 @@
               <w:rPr>
                 <w:sz w:val="20"/>
               </w:rPr>
-              <w:t>24 horas desde la detección</w:t>
+              <w:t>72 horas desde la detección (24 horas si NovaRetail es OIV y se afecta un servicio esencial)</w:t>
             </w:r>
           </w:p>
         </w:tc>
@@ -1327,7 +1327,7 @@
                 <w:b/>
                 <w:sz w:val="20"/>
               </w:rPr>
-              <w:t>Reporte final</w:t>
+              <w:t>Informe final</w:t>
             </w:r>
           </w:p>
         </w:tc>
@@ -1340,7 +1340,7 @@
               <w:rPr>
                 <w:sz w:val="20"/>
               </w:rPr>
-              <w:t>72 horas desde la detección</w:t>
+              <w:t>15 días corridos desde la alerta temprana</w:t>
             </w:r>
           </w:p>
         </w:tc>

--- a/01-politicas/POL-SGSI-11 - Política de gestión de incidentes y reporte ANCI.docx
+++ b/01-politicas/POL-SGSI-11 - Política de gestión de incidentes y reporte ANCI.docx
@@ -1805,6 +1805,23 @@
       </w:r>
     </w:p>
     <w:p>
+      <w:r>
+        <w:rPr>
+          <w:b/>
+        </w:rPr>
+        <w:t xml:space="preserve">Procedimiento(s) vinculado(s): </w:t>
+      </w:r>
+      <w:hyperlink r:id="rIdLnk1" w:history="1">
+        <w:r>
+          <w:rPr>
+            <w:color w:val="0563C1"/>
+            <w:u w:val="single"/>
+          </w:rPr>
+          <w:t xml:space="preserve">PROC-SGSI-05 — Procedimiento de incidentes con plazos ANCI</w:t>
+        </w:r>
+      </w:hyperlink>
+    </w:p>
+    <w:p>
       <w:pPr>
         <w:spacing w:after="40"/>
       </w:pPr>
